--- a/example_articles/countries/Cuba/1.countries_Cuba_New_York_Times.docx
+++ b/example_articles/countries/Cuba/1.countries_Cuba_New_York_Times.docx
@@ -27,17 +27,17 @@
     </w:p>
     <w:p>
       <w:r>
-        <w:t>Source File: NYT/42.DOCX</w:t>
+        <w:t>Source file: NYT/42.DOCX</w:t>
       </w:r>
     </w:p>
     <w:p>
       <w:r>
-        <w:t>Raw locations result: ['Cuba']</w:t>
+        <w:t>Raw locations result, 'locations': ['Cuba']</w:t>
       </w:r>
     </w:p>
     <w:p>
       <w:r>
-        <w:t>countries_stand_flat (Standardized): Cuba</w:t>
+        <w:t>Standardized locations result, 'countries_stand_flat': Cuba</w:t>
       </w:r>
     </w:p>
     <w:p>

--- a/example_articles/countries/Cuba/1.countries_Cuba_New_York_Times.docx
+++ b/example_articles/countries/Cuba/1.countries_Cuba_New_York_Times.docx
@@ -7,7 +7,7 @@
         <w:pStyle w:val="Heading1"/>
       </w:pPr>
       <w:r>
-        <w:t>Cab Service Is Called Mask For Drug Ring</w:t>
+        <w:t>What Was Once Theirs</w:t>
       </w:r>
     </w:p>
     <w:p>
@@ -17,17 +17,17 @@
     </w:p>
     <w:p>
       <w:r>
-        <w:t>Date: 1998-03-17</w:t>
+        <w:t>Date: 2007-01-21</w:t>
       </w:r>
     </w:p>
     <w:p>
       <w:r>
-        <w:t>Section: Section B; ; Section B; Page 1; Column 6; Metropolitan Desk ; Column 6;</w:t>
+        <w:t>Section: Section 4; Column 1; Week in Review Desk; Pg. 1; THE WORLD: After Castro</w:t>
       </w:r>
     </w:p>
     <w:p>
       <w:r>
-        <w:t>Source file: NYT/42.DOCX</w:t>
+        <w:t>Source file: NYT/43.DOCX</w:t>
       </w:r>
     </w:p>
     <w:p>
@@ -49,43 +49,65 @@
     </w:p>
     <w:p>
       <w:r>
-        <w:t>It had a dispatcher and two drivers, cars equipped with two-way radios and a reputation for speedy service. But the business that called itself the Metro Cab Company made its money not by ferrying passengers, but by delivering $20 bags of cocaine and heroin to the doorsteps of drug users all over the Bronx, prosecutors said yesterday.</w:t>
+        <w:t xml:space="preserve">FOREIGNERS almost never show up on the ragged streets of the old town across the bay from Havana. But there was a knock recently on the front door of the battered yellow house in Guanabacoa that is home to Marielena and Francisco, a working-class couple, and outside stood an American. </w:t>
         <w:br/>
-        <w:t>Based in an old truck trailer in a parking lot behind a public elementary school, the drug ring met the needs of dozens if not hundreds of regular customers, from poverty-stricken Mott Haven to working-class Morris Park and Throgs Neck, said Robert T. Johnson, the Bronx District Attorney.</w:t>
+        <w:t xml:space="preserve">  The stranger explained that his wife had lived in that four-room house as a child. In 1962, almost four years after Fidel Castro took power, she and her family fled to New York, and now she wanted pictures to show their children where she had twirled in the patio and sung old Spanish ballads as she grew up in another time, and another world.</w:t>
         <w:br/>
-        <w:t>It went undetected for close to a decade, he said. But on Friday, after a five-month investigation, three people were arrested and more than half a kilogram of cocaine was seized in the trailer, a delivery car and in an apartment nearby, Mr. Johnson said.</w:t>
+        <w:t xml:space="preserve">Marielena welcomed the stranger, but Francisco (he was afraid to give his last name) stood with arms folded over his bare chest. ''You came here all the way from America just to take pictures,'' he said suspiciously. ''Are you going to reclaim this house?'' </w:t>
         <w:br/>
-        <w:t>Mr. Johnson said the drug ring grossed about $125,000 a week, with couriers making as many as 100 deliveries a day, typically in small amounts -- up to seven bags of cocaine, or a few $10 packets of heroin, at a time.</w:t>
+        <w:t xml:space="preserve">  The stranger in Guanabacoa (pronounced hwan-ah-bah-COE-ah) had no intention of reclaiming the shoebox house or anything else. I know, because I was the person who knocked on that door during a trip to Cuba last year. My wife, Miriam, lived in that house until she was 10. When she saw the photographs I carried back, she was overcome with bittersweet emotion. Though now faded and chipped, the pink paint on the walls and the green and red tiles on the floor were still there, 44 years later. </w:t>
         <w:br/>
-        <w:t>Mr. Johnson credited the group's members for "creativity," but warned that "this dial-a-drug operation, while brazen and innovative, was not out of our reach."</w:t>
+        <w:t xml:space="preserve">  Nothing had changed and, of course, everything had changed in the years since the revolution triumphed. That's the phrase Fidel Castro's regime has always used -- ''the triumph of the revolution'' -- and it slips off the tongues of even those Cubans who have benefited little from his rule. </w:t>
         <w:br/>
-        <w:t>Law enforcement officials said they were seeing an increasing number of similar attempts by drug dealers to operate under the radar of police, particularly in the face of recent buy-and-bust operations involving undercover narcotics officers.</w:t>
+        <w:t xml:space="preserve">  But now, as they await the demise of the only leader most of them have ever known, Cubans are forced to reconsider what the revolution has meant. Many on the island are caught between two fears -- today's and tomorrow's. Where will they find the money, energy and enterprise to get themselves and their children through another day? And when Fidel dies, will the 1.5 million Cuban-Americans in Florida and New Jersey return to take back what once was theirs? Mr. Castro, who confiscated private property throughout the island nearly 50 years ago, has exploited such anxieties to bolster a sense of national identity, and those fears have only intensified during his long illness. </w:t>
         <w:br/>
-        <w:t>"The better we get at knocking out street operations, the more they're trying these kinds of scams," said Assistant Chief Patrick Harnett, who heads the Police Department's narcotics division. He said the police had cracked other drug rings that used legitimate car services as fronts, or as couriers for significant shipments to their distributors.</w:t>
+        <w:t xml:space="preserve">  And not without reason. The United States maintains a list of some 5,911 compensation claims by American companies and United States citizens dating from the revolution. Including interest, they are now worth more than $6 billion. And lawyers in Florida and the New York area are girding for one heck of a fight.</w:t>
         <w:br/>
-        <w:t>The Metro Cab ring, by contrast, strictly handled retail sales, Bronx investigators said. "It was a you-ring, we-bring operation," said Thomas Leahy, chief of the District Attorney's rackets bureau.</w:t>
+        <w:t xml:space="preserve">  To Cubans who stayed, those who left are ''gusanos,'' worms that crawled away from the homeland. The government turned over any house left behind to other Cubans long ago, and after so many years the current residents believe these houses belong to them, though they hold no title because technically everything in Castro's socialist enclave belongs to the state. </w:t>
         <w:br/>
-        <w:t>Metro Cab Company did not have a license with the Taxi and Limousine Commission, and apparently never advertised for passengers, investigators said. Drivers gave business cards with the Metro Cab Company name and telephone number to potential drug buyers, investigators said.  Entries in a log book seized in the raids Friday suggested that many customers were known by their first names only: "Vinny work," or "Joan home" were enough to direct a delivery to the right address.</w:t>
+        <w:t xml:space="preserve">  Few exiles have papers either, and unlike the American citizens of a half-century ago whose claims were registered by Washington, Cubans who lost property had no mechanism in their own country for recording their losses. </w:t>
         <w:br/>
-        <w:t>Prosecutors said the group might have been small, but it worked efficiently enough to move a large volume of cocaine and heroin. "They'd be there in 10 or 15 minutes, tops," one investigator said. "You did better with this than getting a pizza delivered."</w:t>
+        <w:t xml:space="preserve">  But so much time has passed that many gusanos agree that they no longer have a legitimate claim to the houses and small properties they left behind. Miriam's family never even owned the house in Guanabacoa, and no one claims it as theirs. </w:t>
         <w:br/>
-        <w:t>Mr. Johnson said the investigation was continuing, and aides said they still hoped to identify the group's supplier.</w:t>
+        <w:t xml:space="preserve">  Several public opinion polls and surveys of Cuban-Americans conducted recently in South Florida and North Jersey show that a declining percentage of the diaspora still dreams of reclaiming houses. This is especially true among the younger generation, whose members never lived in Cuba. </w:t>
         <w:br/>
-        <w:t>The three people arrested Friday, all Bronx residents, were Diana Pena, 22, of 2258 Crescent Avenue, whom the authorities said was the dispatcher; Sharon Nunez, 29, of 178 East 205th Street, and Jorge Figueroa, 35, of 1946 Ellis Avenue, who were identified as the drivers. All were charged with felony counts of drug selling or possession. Of the three, only Mr. Figueroa had a prior felony conviction, investigators said, for robbery in 1982.</w:t>
+        <w:t xml:space="preserve">  Still, some exiles did sneak out deeds and have fished them out of strongboxes since Fidel became sick. While some undoubtedly will try to reclaim former residences, most want factories, mills and other commercial properties. </w:t>
         <w:br/>
-        <w:t>Investigators also raided an apartment at 1151 Elder Avenue that they said had been used to package and store the drugs. At the locations they raided, they seized a total of 500 $20 envelopes of cocaine, 100 $10 packets of heroin, several two-way radios and dozens of rounds of ammunition, but no weapons, the investigators said.</w:t>
+        <w:t xml:space="preserve">  ''Cubans are not going to fight over the last few crumbling homes,'' said Nicolas J. Gutierrez Jr., a 42-year-old Cuban-American lawyer in Miami who represents many business claimants and for himself seeks the return of two sugar mills, 15 cattle ranches, a food distribution center and more. ''Out of the hundreds of people I represent and the thousands I talk to I've never met anyone who says he's going to go back there and kick people out. On a base level, that would be immoral.'' </w:t>
         <w:br/>
-        <w:t>The authorities said it had not been difficult for the drug ring to avoid attention over the years.</w:t>
+        <w:t xml:space="preserve">  Even so, the fear held by people like Marielena and Francisco matters, having been planted by the regime and nurtured by a controlled press that issues regular warnings about ignoble gusanos and what they might try in a moment of crisis. </w:t>
         <w:br/>
-        <w:t>"They can change locations easily, because they're a mobile operation," James Campbell, chief of the District Attorney's detective squad, said. "And people in the neighborhood aren't upset by it, because they don't know what's going on."</w:t>
+        <w:t xml:space="preserve">  This dense cloud of uncertainty has been hanging over Cuba since the summer, when Mr. Castro, who is 80, ceded power to his brother, Raul, who is 75. For most Cubans, the fear of the future has little to do with who eventually replaces ''El Commandante.'' Rather, most are consumed by the contradiction between longing for change and fearing that change will come.</w:t>
         <w:br/>
-        <w:t>Indeed, the alleged drug ring's base of operations, at 1529 Bryant Avenue, seemed innocuous yesterday afternoon. Fenced in by a chain-link and barbed-wire fence, the lot was cluttered with parked cars, rusting automobile parts and a shuttered two-car garage in the rear. Near the sidewalk was a tiny truck trailer, apparently once used by a meatpacking company, that had been converted to a cramped, Spartan two-room office, with a television inside and a portable toilet outside. Two Rottweilers locked inside the trailer were barking furiously. No one was on the premises.</w:t>
+        <w:t xml:space="preserve">  All but the most strident military families and pampered government officials hate the current economic system. They have had it with ration books and wartime restrictions -- one tasteless roll a day, and every month eight eggs, a few pounds of chicken and a half-pound of something called ''ground-up texturized soy'' among other basics. But they also can't imagine life without such subsidized guarantees. </w:t>
         <w:br/>
-        <w:t>Teachers and administrators at Public School 50, which abuts the lot, said the people using the lot had seemed to be law abiding. "I never saw any kind of traffic through there," Wanda Smith, the assistant principal, said. "There'd be a person there to get the kids' balls if they went over the fence, because of the dogs. But we would've noticed a lot of activity."</w:t>
+        <w:t xml:space="preserve">  They also resent a two-tier currency system that makes many consumer goods available to tourists, but out of reach for Cubans. And capitalism itself seems brutal and forbiddingly unequal, a system they can glimpse only when it rubs shoulders with shabby Castro-style Communism in hotels they cannot enter and restaurants that let them in only if they are on the arm of a foreigner. </w:t>
         <w:br/>
-        <w:t>A few teachers rented parking spaces in the lot and held keys to its padlocked gate. One, who refused to give her name, said that she had paid $40 a month to park her car there since September, but knew of no illegal activity in the lot. Two other teachers refused to comment as they rushed to their cars and drove off.</w:t>
+        <w:t xml:space="preserve">  So engulfed have they been in the daily struggle to survive that many Cubans told me they wanted just to forget about the transition now taking place. The regime seemed willing to assist them. Visiting relatives in La Lisa, a poverty-stricken area outside Havana with a forest of six-story Soviet-style housing blocks, I saw what looked like a water tanker in a public square one Saturday night. Crowds thronged, and I could tell that it wasn't water that flowed from the tap. It was cheap beer. A bucket and a few centavos could make the weekend pass more quickly. </w:t>
         <w:br/>
-        <w:t>Ms. Smith, watching over crowded halls as students left school for the day, said she was appalled to hear of the arrests. "Right in our backyards?" she asked. "Right next to where our kids go?"</w:t>
+        <w:t xml:space="preserve">  Still, there continues to be an undercurrent of pride in Fidel's ability to stand up to so many American presidents for so long, and a deeply rooted resentment of the United States and its embargo. So whenever Fidel dies, there is likely to be a great show of grief in Cuba, and a funeral fit for a pharaoh. </w:t>
+        <w:br/>
+        <w:t xml:space="preserve">  But the next day will bring the longed-for, dreaded future -- the specter of a new encounter with the outside world that will challenge the efforts of Cuba's current leaders to make certain that Fidel Castro's Revolution survives his death. </w:t>
+        <w:br/>
+        <w:t xml:space="preserve">  Already, the leaders are making him more myth than man. New billboards have sprouted along the main highways around Havana: ''Fidel Es Un Pais'' -- Fidel is a country. </w:t>
+        <w:br/>
+        <w:t xml:space="preserve">  But Cuban-Americans in the United States don't see it that way. And it isn't likely that Marielena and Francisco and other ordinary Cubans do either.</w:t>
+        <w:br/>
+        <w:t xml:space="preserve">  When Fidel no longer looms over Cuba, it is much more likely that both sides will focus on what happens when there is another knock at the door, and another stranger asks to come in.</w:t>
+        <w:br/>
+        <w:br/>
+        <w:br/>
+        <w:t>http://www.nytimes.com</w:t>
+        <w:br/>
+        <w:br/>
+        <w:t>Graphic</w:t>
+        <w:br/>
+        <w:br/>
+        <w:t xml:space="preserve"> </w:t>
+        <w:br/>
+        <w:t>Photos: A World Away -- Young Miriam and relatives in Cuba in January 1959, when Castro took over. (pg. 1)</w:t>
+        <w:br/>
+        <w:t xml:space="preserve"> Before the Revolution -- Friends and family gather for a birthday party for 3-year-old Miriam, center with the ruffled collar, in Guanabacoa, across the bay from Havana. The living room there today, and the view from the street. (Photos by Anthony DePalma)(pg. 3)</w:t>
       </w:r>
     </w:p>
     <w:sectPr>

--- a/example_articles/countries/Cuba/1.countries_Cuba_New_York_Times.docx
+++ b/example_articles/countries/Cuba/1.countries_Cuba_New_York_Times.docx
@@ -7,7 +7,7 @@
         <w:pStyle w:val="Heading1"/>
       </w:pPr>
       <w:r>
-        <w:t>What Was Once Theirs</w:t>
+        <w:t>Improvisation: The Life of Cuban Cartoons</w:t>
       </w:r>
     </w:p>
     <w:p>
@@ -17,17 +17,17 @@
     </w:p>
     <w:p>
       <w:r>
-        <w:t>Date: 2007-01-21</w:t>
+        <w:t>Date: 2017-04-02</w:t>
       </w:r>
     </w:p>
     <w:p>
       <w:r>
-        <w:t>Section: Section 4; Column 1; Week in Review Desk; Pg. 1; THE WORLD: After Castro</w:t>
+        <w:t>Section: Section AR; Column 0; Arts and Leisure Desk; Pg. 18</w:t>
       </w:r>
     </w:p>
     <w:p>
       <w:r>
-        <w:t>Source file: NYT/43.DOCX</w:t>
+        <w:t>Source file: NYT/25.DOCX</w:t>
       </w:r>
     </w:p>
     <w:p>
@@ -49,65 +49,40 @@
     </w:p>
     <w:p>
       <w:r>
-        <w:t xml:space="preserve">FOREIGNERS almost never show up on the ragged streets of the old town across the bay from Havana. But there was a knock recently on the front door of the battered yellow house in Guanabacoa that is home to Marielena and Francisco, a working-class couple, and outside stood an American. </w:t>
+        <w:t>Cuba may still be under embargo with little access to the internet, but that technology deficit hasn't stopped some of the country's artists from venturing into computer animation.</w:t>
         <w:br/>
-        <w:t xml:space="preserve">  The stranger explained that his wife had lived in that four-room house as a child. In 1962, almost four years after Fidel Castro took power, she and her family fled to New York, and now she wanted pictures to show their children where she had twirled in the patio and sung old Spanish ballads as she grew up in another time, and another world.</w:t>
+        <w:t xml:space="preserve">The art form was a rarity there just a decade ago, and a lack of resources and money remain a problem. ''The majority of the animators in Cuba are students in the design or art schools,'' said Ermitis Blanco, founder and head animator of ÑOOo Productions in Havana. ''Once you graduate, it's not easy to continue. There are few people who keep going.'' </w:t>
         <w:br/>
-        <w:t xml:space="preserve">Marielena welcomed the stranger, but Francisco (he was afraid to give his last name) stood with arms folded over his bare chest. ''You came here all the way from America just to take pictures,'' he said suspiciously. ''Are you going to reclaim this house?'' </w:t>
+        <w:t xml:space="preserve">  Still, many animators have solved their internet and equipment problems by improvising. ''The software we have is pirated; there are no licenses here,'' Mr. Blanco said. ''We do most of our work in Adobe. We have software that I don't even know what country it's from.''</w:t>
         <w:br/>
-        <w:t xml:space="preserve">  The stranger in Guanabacoa (pronounced hwan-ah-bah-COE-ah) had no intention of reclaiming the shoebox house or anything else. I know, because I was the person who knocked on that door during a trip to Cuba last year. My wife, Miriam, lived in that house until she was 10. When she saw the photographs I carried back, she was overcome with bittersweet emotion. Though now faded and chipped, the pink paint on the walls and the green and red tiles on the floor were still there, 44 years later. </w:t>
+        <w:t xml:space="preserve">  Early in the Cuban revolution, the government invested in the country's fledgling movie industry for the first time. This gave an artist like Juan Padrón, Cuba's answer to Walt Disney, the means to make short propaganda films and features about a Cuban hero of the working class, Elpidio Valdés, and an allegorical take on capitalists as creatures of the night in the popular ''Vampires in Havana.'' But after years of economic crises and slumps, financing for the arts slowed, and that also contributed to a delay in the introduction of computer animation. Only in 2014 did state-sponsored computer animators release their first feature-length film, ''Meñique.''</w:t>
         <w:br/>
-        <w:t xml:space="preserve">  Nothing had changed and, of course, everything had changed in the years since the revolution triumphed. That's the phrase Fidel Castro's regime has always used -- ''the triumph of the revolution'' -- and it slips off the tongues of even those Cubans who have benefited little from his rule. </w:t>
+        <w:t xml:space="preserve">  Cuban filmmaking is in the spotlight at many film festivals in April, including Muestra Joven, a Havana event focused on young directors, and the Havana Film Festival in New York, which is mounting a tribute to Mr. Padrón. Here's a look at some recent shorts from the island's scrappy animation scene:</w:t>
         <w:br/>
-        <w:t xml:space="preserve">  But now, as they await the demise of the only leader most of them have ever known, Cubans are forced to reconsider what the revolution has meant. Many on the island are caught between two fears -- today's and tomorrow's. Where will they find the money, energy and enterprise to get themselves and their children through another day? And when Fidel dies, will the 1.5 million Cuban-Americans in Florida and New Jersey return to take back what once was theirs? Mr. Castro, who confiscated private property throughout the island nearly 50 years ago, has exploited such anxieties to bolster a sense of national identity, and those fears have only intensified during his long illness. </w:t>
+        <w:t xml:space="preserve">  'Invertebrates'</w:t>
         <w:br/>
-        <w:t xml:space="preserve">  And not without reason. The United States maintains a list of some 5,911 compensation claims by American companies and United States citizens dating from the revolution. Including interest, they are now worth more than $6 billion. And lawyers in Florida and the New York area are girding for one heck of a fight.</w:t>
+        <w:t xml:space="preserve">  Three invertebrates -- a water flea, a green hydra (jellyfish-ish) and a planarian flatworm -- engage in a food-chain fight after the hydra tries to eat the flea. Although it's one of the earliest computer-animated shorts (2011) from Cuba, the film is sophisticated in movement and staging. The director El Muke (Harold Díaz-Guzmán Casañas) gives each combatant distinct sounds so that though nothing is spoken, you can hear the characters. Think of Disney's adaptation of ''Peter and the Wolf,'' in which each character is accompanied by an instrument. ''I never went to animation or film school,'' said El Muke, who cites Pixar as a big inspiration. ''All of my inspiration comes from movies from other countries, especially American ones.'' Amy Mitchell-Smith, a producer working with El Muke on his next project, said: ''He's able to shape-shift in his style. The look of 'Invertebrates' is completely different than his other work.''</w:t>
         <w:br/>
-        <w:t xml:space="preserve">  To Cubans who stayed, those who left are ''gusanos,'' worms that crawled away from the homeland. The government turned over any house left behind to other Cubans long ago, and after so many years the current residents believe these houses belong to them, though they hold no title because technically everything in Castro's socialist enclave belongs to the state. </w:t>
+        <w:t xml:space="preserve">  'Another Animation That's Not for Kids'</w:t>
         <w:br/>
-        <w:t xml:space="preserve">  Few exiles have papers either, and unlike the American citizens of a half-century ago whose claims were registered by Washington, Cubans who lost property had no mechanism in their own country for recording their losses. </w:t>
+        <w:t xml:space="preserve">  A 2014 short from El Muke mixes old and new styles for an otherworldly hodgepodge of computer-graphic imagery, 2-D animation and photography. Set among Cuban homes, the film peeks into windows to reveal rudimentary stop-motion and computer-animated characters. In another shot, Cuba's dual currencies, the peso and the convertible peso used most commonly by tourists, crawl outside a building while an old French franc can be seen behind barred windows, a figure from ''The Little Prince'' printed on the bill. That quick homage gives way to a cartoon of a girl singing with a daisy, which defies the short's title for a brief moment. The next window reveals two naked adults embracing, and then every detail of that mixed-up world is taken apart, eyes separated from heads, the daisy from its petals. It's up to the animator to make sense of all of the chaos, creating something out of spare parts.</w:t>
         <w:br/>
-        <w:t xml:space="preserve">  But so much time has passed that many gusanos agree that they no longer have a legitimate claim to the houses and small properties they left behind. Miriam's family never even owned the house in Guanabacoa, and no one claims it as theirs. </w:t>
+        <w:t xml:space="preserve">  'No Country for Old Squares'</w:t>
         <w:br/>
-        <w:t xml:space="preserve">  Several public opinion polls and surveys of Cuban-Americans conducted recently in South Florida and North Jersey show that a declining percentage of the diaspora still dreams of reclaiming houses. This is especially true among the younger generation, whose members never lived in Cuba. </w:t>
+        <w:t xml:space="preserve">  While El Muke makes do with limited equipment and internet access in faraway Santa Clara, Mr. Blanco and his team at ÑOOo Productions often incorporate Havana's cityscape into their work. But his latest, which won best animated short at the Muestra Joven festival in 2016, is an Orwellian tale about a screaming dictator lording over identically dressed workers from drab, identical apartments. The dictator's military green uniform is unmistakable, but before you read too much into it, the story's protagonist challenges the dictator and wins, only to become another militant ruler. Composed of computer-generated images, painting and pencil drawings, the film's textures clash to create a dreary dystopia out of this sparse but colorful setting. ''Before I drew animation, I made comics,'' Mr. Blanco said. ''I'm interested in American comics from the '70s and '80s, which are world-renowned, and I'm also influenced by Japanese and French comics.''</w:t>
         <w:br/>
-        <w:t xml:space="preserve">  Still, some exiles did sneak out deeds and have fished them out of strongboxes since Fidel became sick. While some undoubtedly will try to reclaim former residences, most want factories, mills and other commercial properties. </w:t>
+        <w:t xml:space="preserve">  [Video: VEN VEN Watch on YouTube.]</w:t>
         <w:br/>
-        <w:t xml:space="preserve">  ''Cubans are not going to fight over the last few crumbling homes,'' said Nicolas J. Gutierrez Jr., a 42-year-old Cuban-American lawyer in Miami who represents many business claimants and for himself seeks the return of two sugar mills, 15 cattle ranches, a food distribution center and more. ''Out of the hundreds of people I represent and the thousands I talk to I've never met anyone who says he's going to go back there and kick people out. On a base level, that would be immoral.'' </w:t>
+        <w:t xml:space="preserve">  'Ven Ven'</w:t>
         <w:br/>
-        <w:t xml:space="preserve">  Even so, the fear held by people like Marielena and Francisco matters, having been planted by the regime and nurtured by a controlled press that issues regular warnings about ignoble gusanos and what they might try in a moment of crisis. </w:t>
+        <w:t xml:space="preserve">  Since production money is hard to find, artists will take on commissions to finance their own projects. This 2014 music video by Mr. Blanco borrows several styles for visuals that are as poppy as the beats. The plot is simple: A young man is invited to a house party by his girlfriend, and, thanks to misadventures along the way, he's broke by the time he arrives. He passes by a few Havana landmarks like the lighthouse at the head of the Morro Castle and El Malecon, the oceanfront esplanade, all drenched in vivid colors as if the party started the moment he got out of the shower. Mr. Blanco said of his free-floating style, ''We're a group that gets together because we like to draw animations, but we don't have structure, we don't have a company or a business bank account, because that's not allowed.''</w:t>
         <w:br/>
-        <w:t xml:space="preserve">  This dense cloud of uncertainty has been hanging over Cuba since the summer, when Mr. Castro, who is 80, ceded power to his brother, Raul, who is 75. For most Cubans, the fear of the future has little to do with who eventually replaces ''El Commandante.'' Rather, most are consumed by the contradiction between longing for change and fearing that change will come.</w:t>
+        <w:t xml:space="preserve">  'The Last Act'</w:t>
         <w:br/>
-        <w:t xml:space="preserve">  All but the most strident military families and pampered government officials hate the current economic system. They have had it with ration books and wartime restrictions -- one tasteless roll a day, and every month eight eggs, a few pounds of chicken and a half-pound of something called ''ground-up texturized soy'' among other basics. But they also can't imagine life without such subsidized guarantees. </w:t>
-        <w:br/>
-        <w:t xml:space="preserve">  They also resent a two-tier currency system that makes many consumer goods available to tourists, but out of reach for Cubans. And capitalism itself seems brutal and forbiddingly unequal, a system they can glimpse only when it rubs shoulders with shabby Castro-style Communism in hotels they cannot enter and restaurants that let them in only if they are on the arm of a foreigner. </w:t>
-        <w:br/>
-        <w:t xml:space="preserve">  So engulfed have they been in the daily struggle to survive that many Cubans told me they wanted just to forget about the transition now taking place. The regime seemed willing to assist them. Visiting relatives in La Lisa, a poverty-stricken area outside Havana with a forest of six-story Soviet-style housing blocks, I saw what looked like a water tanker in a public square one Saturday night. Crowds thronged, and I could tell that it wasn't water that flowed from the tap. It was cheap beer. A bucket and a few centavos could make the weekend pass more quickly. </w:t>
-        <w:br/>
-        <w:t xml:space="preserve">  Still, there continues to be an undercurrent of pride in Fidel's ability to stand up to so many American presidents for so long, and a deeply rooted resentment of the United States and its embargo. So whenever Fidel dies, there is likely to be a great show of grief in Cuba, and a funeral fit for a pharaoh. </w:t>
-        <w:br/>
-        <w:t xml:space="preserve">  But the next day will bring the longed-for, dreaded future -- the specter of a new encounter with the outside world that will challenge the efforts of Cuba's current leaders to make certain that Fidel Castro's Revolution survives his death. </w:t>
-        <w:br/>
-        <w:t xml:space="preserve">  Already, the leaders are making him more myth than man. New billboards have sprouted along the main highways around Havana: ''Fidel Es Un Pais'' -- Fidel is a country. </w:t>
-        <w:br/>
-        <w:t xml:space="preserve">  But Cuban-Americans in the United States don't see it that way. And it isn't likely that Marielena and Francisco and other ordinary Cubans do either.</w:t>
-        <w:br/>
-        <w:t xml:space="preserve">  When Fidel no longer looms over Cuba, it is much more likely that both sides will focus on what happens when there is another knock at the door, and another stranger asks to come in.</w:t>
+        <w:t xml:space="preserve">  As with much of the Cuban film industry, not everything is family friendly. This animated short from Harold Rensoli, which played at Muestra Joven in 2013, looks at what might lead a person to consider suicide. A bottle of pills pops off the shelf, and the many pills playfully become a deadly one. The word ''tómala'' (take it) lures the lone person in the short to take the medication, and the words ''buen viaje'' show that the deed is done. If any doubts remained, animated droplets of blood float from the character's ear as the credits roll. ''Any act we do can be the last,'' Mr. Rensoli said. ''So, there is no time for subtleties or perfectionism. You just have to express yourself.'' Although largely stop-motion, the film incorporates computer animation to depict the character's hazy mind-set.</w:t>
         <w:br/>
         <w:br/>
-        <w:br/>
-        <w:t>http://www.nytimes.com</w:t>
-        <w:br/>
-        <w:br/>
-        <w:t>Graphic</w:t>
-        <w:br/>
-        <w:br/>
-        <w:t xml:space="preserve"> </w:t>
-        <w:br/>
-        <w:t>Photos: A World Away -- Young Miriam and relatives in Cuba in January 1959, when Castro took over. (pg. 1)</w:t>
-        <w:br/>
-        <w:t xml:space="preserve"> Before the Revolution -- Friends and family gather for a birthday party for 3-year-old Miriam, center with the ruffled collar, in Guanabacoa, across the bay from Havana. The living room there today, and the view from the street. (Photos by Anthony DePalma)(pg. 3)</w:t>
+        <w:t>http://www.nytimes.com/2017/03/31/movies/improvisation-is-the-heart-of-cuban-animation.html</w:t>
       </w:r>
     </w:p>
     <w:sectPr>
